--- a/public/doc-templates/Magang/pembimbing-mkt-st.docx
+++ b/public/doc-templates/Magang/pembimbing-mkt-st.docx
@@ -325,7 +325,7 @@
                 <w:sz w:val="24"/>
                 <w:szCs w:val="24"/>
               </w:rPr>
-              <w:t>{nama_dosen1}</w:t>
+              <w:t xml:space="preserve">{nama_pembimbing}</w:t>
             </w:r>
           </w:p>
         </w:tc>
@@ -349,7 +349,7 @@
                 <w:sz w:val="24"/>
                 <w:szCs w:val="24"/>
               </w:rPr>
-              <w:t>{nip1}</w:t>
+              <w:t xml:space="preserve">{nip_pembimbing}</w:t>
             </w:r>
           </w:p>
         </w:tc>
@@ -1960,7 +1960,7 @@
                 <w:sz w:val="24"/>
                 <w:szCs w:val="24"/>
               </w:rPr>
-              <w:t>{nama_dosen1}</w:t>
+              <w:t xml:space="preserve">{nama_pembimbing}</w:t>
             </w:r>
           </w:p>
         </w:tc>
@@ -2048,7 +2048,7 @@
                 <w:sz w:val="24"/>
                 <w:szCs w:val="24"/>
               </w:rPr>
-              <w:t>{nip1}</w:t>
+              <w:t xml:space="preserve">{nip_pembimbing}</w:t>
             </w:r>
           </w:p>
         </w:tc>
